--- a/courts/first-circuit/puerto-rico/state/supreme-court/amicus-brief/usage/OUTPUT-amicus-brief.docx
+++ b/courts/first-circuit/puerto-rico/state/supreme-court/amicus-brief/usage/OUTPUT-amicus-brief.docx
@@ -1957,28 +1957,7 @@
         <w:pStyle w:val="BodyText"/>
       </w:pPr>
       <w:r>
-        <w:t xml:space="preserve">COMPARECEN Centro Margarita, Inc., Pequeño Campeón de Jesús, Inc. y Alianza de Autismo de Puerto Rico (en adelante, conjuntamente, las</w:t>
-      </w:r>
-      <w:r>
-        <w:t xml:space="preserve"> </w:t>
-      </w:r>
-      <w:r>
-        <w:t xml:space="preserve">“entidades comparecientes”</w:t>
-      </w:r>
-      <w:r>
-        <w:t xml:space="preserve"> </w:t>
-      </w:r>
-      <w:r>
-        <w:t xml:space="preserve">o los</w:t>
-      </w:r>
-      <w:r>
-        <w:t xml:space="preserve"> </w:t>
-      </w:r>
-      <w:r>
-        <w:t xml:space="preserve">“Amici Curiae”</w:t>
-      </w:r>
-      <w:r>
-        <w:t xml:space="preserve">), por conducto de la representación legal que suscribe, y muy respetuosamente EXPONEN, ALEGAN y SOLICITAN:</w:t>
+        <w:t xml:space="preserve">COMPARECEN Centro Margarita, Inc., Pequeño Campeón de Jesús, Inc. y Alianza de Autismo de Puerto Rico (en adelante, conjuntamente, las “entidades comparecientes” o los “Amici Curiae”), por conducto de la representación legal que suscribe, y muy respetuosamente EXPONEN, ALEGAN y SOLICITAN:</w:t>
       </w:r>
     </w:p>
     <w:p>
@@ -2079,16 +2058,7 @@
         <w:pStyle w:val="BodyText"/>
       </w:pPr>
       <w:r>
-        <w:t xml:space="preserve">En la experiencia institucional de las comparecientes, este tipo de interrupción puede propiciar regresión funcional o pérdida temporal de destrezas previamente adquiridas. Cuando un paciente con diversidad funcional pierde abruptamente un proveedor con quien mantiene una relación terapéutica previamente establecida, pueden observarse: reducción de participación en terapia; pérdida temporal de estrategias aprendidas; resistencia al nuevo proveedor; aumento de conductas evitativas; necesidad de repetir etapas de evaluación y creación de confianza. No significa que el paciente</w:t>
-      </w:r>
-      <w:r>
-        <w:t xml:space="preserve"> </w:t>
-      </w:r>
-      <w:r>
-        <w:t xml:space="preserve">“pierda todo progreso”</w:t>
-      </w:r>
-      <w:r>
-        <w:t xml:space="preserve">, sino que puede requerir un periodo de readaptación. En términos clínicos, el nuevo profesional no recibe solamente un expediente: debe reconstruir una relación funcional, la cual depende en gran medida del paciente.</w:t>
+        <w:t xml:space="preserve">En la experiencia institucional de las comparecientes, este tipo de interrupción puede propiciar regresión funcional o pérdida temporal de destrezas previamente adquiridas. Cuando un paciente con diversidad funcional pierde abruptamente un proveedor con quien mantiene una relación terapéutica previamente establecida, pueden observarse: reducción de participación en terapia; pérdida temporal de estrategias aprendidas; resistencia al nuevo proveedor; aumento de conductas evitativas; necesidad de repetir etapas de evaluación y creación de confianza. No significa que el paciente “pierda todo progreso”, sino que puede requerir un periodo de readaptación. En términos clínicos, el nuevo profesional no recibe solamente un expediente: debe reconstruir una relación funcional, la cual depende en gran medida del paciente.</w:t>
       </w:r>
     </w:p>
     <w:p>
@@ -2135,19 +2105,7 @@
         <w:pStyle w:val="BodyText"/>
       </w:pPr>
       <w:r>
-        <w:t xml:space="preserve">La razón no es simplemente</w:t>
-      </w:r>
-      <w:r>
-        <w:t xml:space="preserve"> </w:t>
-      </w:r>
-      <w:r>
-        <w:t xml:space="preserve">“extrañar”</w:t>
-      </w:r>
-      <w:r>
-        <w:t xml:space="preserve"> </w:t>
-      </w:r>
-      <w:r>
-        <w:t xml:space="preserve">al psicólogo; es que la relación funciona como un marco estable donde el paciente anticipa respuestas, expectativas y estrategias, que no son fáciles de sustituir, o más bien, se tiene que volver a crear con el próximo terapeuta.</w:t>
+        <w:t xml:space="preserve">La razón no es simplemente “extrañar” al psicólogo; es que la relación funciona como un marco estable donde el paciente anticipa respuestas, expectativas y estrategias, que no son fáciles de sustituir, o más bien, se tiene que volver a crear con el próximo terapeuta.</w:t>
       </w:r>
     </w:p>
     <w:p>
@@ -2595,16 +2553,7 @@
         <w:pStyle w:val="BodyText"/>
       </w:pPr>
       <w:r>
-        <w:t xml:space="preserve">La Opinión emitida por este Honorable Tribunal reconoce expresamente que la validez y aplicabilidad de las cláusulas de no competencia requieren un análisis de razonabilidad</w:t>
-      </w:r>
-      <w:r>
-        <w:t xml:space="preserve"> </w:t>
-      </w:r>
-      <w:r>
-        <w:t xml:space="preserve">“conforme a las circunstancias particulares de cada caso”</w:t>
-      </w:r>
-      <w:r>
-        <w:t xml:space="preserve">. Precisamente por ello, las comparecientes entienden respetuosamente que la controversia no podía ser adjudicada de forma dispositiva sin el correspondiente desarrollo probatorio ante el Tribunal de Primera Instancia.</w:t>
+        <w:t xml:space="preserve">La Opinión emitida por este Honorable Tribunal reconoce expresamente que la validez y aplicabilidad de las cláusulas de no competencia requieren un análisis de razonabilidad “conforme a las circunstancias particulares de cada caso”. Precisamente por ello, las comparecientes entienden respetuosamente que la controversia no podía ser adjudicada de forma dispositiva sin el correspondiente desarrollo probatorio ante el Tribunal de Primera Instancia.</w:t>
       </w:r>
     </w:p>
     <w:p>
@@ -2701,16 +2650,7 @@
         <w:t xml:space="preserve">Young &amp; Co. v. Vega III</w:t>
       </w:r>
       <w:r>
-        <w:t xml:space="preserve">, supra, el Tribunal Supremo de Puerto Rico estableció que toda cláusula de no competencia debe evaluarse conforme a un criterio de razonabilidad que incluya, entre otros factores, si la restricción resulta</w:t>
-      </w:r>
-      <w:r>
-        <w:t xml:space="preserve"> </w:t>
-      </w:r>
-      <w:r>
-        <w:t xml:space="preserve">“excesivamente perjudicial al interés público”</w:t>
-      </w:r>
-      <w:r>
-        <w:t xml:space="preserve">. Íd. Ese análisis necesariamente requiere evaluar circunstancias reales relacionadas con la disponibilidad de servicios, acceso a profesionales, necesidades de la población impactada y consecuencias prácticas de la restricción contractual.</w:t>
+        <w:t xml:space="preserve">, supra, el Tribunal Supremo de Puerto Rico estableció que toda cláusula de no competencia debe evaluarse conforme a un criterio de razonabilidad que incluya, entre otros factores, si la restricción resulta “excesivamente perjudicial al interés público”. Íd. Ese análisis necesariamente requiere evaluar circunstancias reales relacionadas con la disponibilidad de servicios, acceso a profesionales, necesidades de la población impactada y consecuencias prácticas de la restricción contractual.</w:t>
       </w:r>
     </w:p>
     <w:p>
@@ -2749,45 +2689,15 @@
         <w:pStyle w:val="BodyText"/>
       </w:pPr>
       <w:r>
-        <w:t xml:space="preserve">La propia jurisprudencia federal ha reconocido que la validez de las cláusulas de no competencia</w:t>
-      </w:r>
-      <w:r>
-        <w:t xml:space="preserve"> </w:t>
-      </w:r>
-      <w:r>
-        <w:t xml:space="preserve">“may depend on the interplay of their terms with the factual variables within which they operate”</w:t>
-      </w:r>
-      <w:r>
-        <w:t xml:space="preserve">, por lo que adjudicar dichas controversias en etapa dispositiva resulta improcedente cuando ello requiere resolver controversias fácticas subyacentes. Novis PR, LLC v. Gadal Laboratories, Inc., Not Reported in Fed. Supp. (2023).</w:t>
-      </w:r>
-    </w:p>
-    <w:p>
-      <w:pPr>
-        <w:pStyle w:val="BodyText"/>
-      </w:pPr>
-      <w:r>
-        <w:t xml:space="preserve">De igual forma, el Primer Circuito ha reconocido que la razonabilidad de un pacto restrictivo constituye una cuestión mixta de derecho y hechos, cuya adjudicación depende del examen de</w:t>
-      </w:r>
-      <w:r>
-        <w:t xml:space="preserve"> </w:t>
-      </w:r>
-      <w:r>
-        <w:t xml:space="preserve">“all relevant circumstances”</w:t>
-      </w:r>
-      <w:r>
-        <w:t xml:space="preserve">. Ferrofluidics Corp. v. Advanced Vacuum Components, Inc., 968 F.2d 1463 (1st Cir. 1992). La jurisprudencia federal también ha reiterado que la razonabilidad de estos acuerdos constituye una controversia inherentemente</w:t>
-      </w:r>
-      <w:r>
-        <w:t xml:space="preserve"> </w:t>
-      </w:r>
-      <w:r>
-        <w:t xml:space="preserve">“fact-intensive”</w:t>
-      </w:r>
-      <w:r>
-        <w:t xml:space="preserve"> </w:t>
-      </w:r>
-      <w:r>
-        <w:t xml:space="preserve">que no debe resolverse en los alegatos. Véanse Core and Main, LP v. McCabe, 62 F.4th 414 (8th Cir. 2023); Dodge v. Mevion Medical Systems, Inc., 575 F.Supp.3d 236 (D. Mass. 2021); Hadeed v. Advanced Vascular Resources of Johnstown, LLC, Not Reported in Fed. Supp. (2017).</w:t>
+        <w:t xml:space="preserve">La propia jurisprudencia federal ha reconocido que la validez de las cláusulas de no competencia “may depend on the interplay of their terms with the factual variables within which they operate”, por lo que adjudicar dichas controversias en etapa dispositiva resulta improcedente cuando ello requiere resolver controversias fácticas subyacentes. Novis PR, LLC v. Gadal Laboratories, Inc., Not Reported in Fed. Supp. (2023).</w:t>
+      </w:r>
+    </w:p>
+    <w:p>
+      <w:pPr>
+        <w:pStyle w:val="BodyText"/>
+      </w:pPr>
+      <w:r>
+        <w:t xml:space="preserve">De igual forma, el Primer Circuito ha reconocido que la razonabilidad de un pacto restrictivo constituye una cuestión mixta de derecho y hechos, cuya adjudicación depende del examen de “all relevant circumstances”. Ferrofluidics Corp. v. Advanced Vacuum Components, Inc., 968 F.2d 1463 (1st Cir. 1992). La jurisprudencia federal también ha reiterado que la razonabilidad de estos acuerdos constituye una controversia inherentemente “fact-intensive” que no debe resolverse en los alegatos. Véanse Core and Main, LP v. McCabe, 62 F.4th 414 (8th Cir. 2023); Dodge v. Mevion Medical Systems, Inc., 575 F.Supp.3d 236 (D. Mass. 2021); Hadeed v. Advanced Vascular Resources of Johnstown, LLC, Not Reported in Fed. Supp. (2017).</w:t>
       </w:r>
     </w:p>
     <w:p>
@@ -2851,19 +2761,7 @@
         <w:pStyle w:val="BodyTextNote"/>
       </w:pPr>
       <w:r>
-        <w:t xml:space="preserve">Más aún, la legislación federal aplicable y la jurisprudencia relacionada con IDEA reconocen consistentemente la importancia de continuidad y estabilidad en la prestación de servicios relacionados dirigidos a menores con discapacidades y necesidades especiales. Íd. En particular, la IDEA reconoce como</w:t>
-      </w:r>
-      <w:r>
-        <w:t xml:space="preserve"> </w:t>
-      </w:r>
-      <w:r>
-        <w:t xml:space="preserve">“related services”</w:t>
-      </w:r>
-      <w:r>
-        <w:t xml:space="preserve"> </w:t>
-      </w:r>
-      <w:r>
-        <w:t xml:space="preserve">diversos servicios psicológicos, terapéuticos y de apoyo necesarios para asistir al menor con discapacidad a beneficiarse efectivamente de una educación pública apropiada y gratuita (Free Appropriate Public Education o FAPE, por sus siglas en inglés), incluyendo servicios psicológicos, terapia ocupacional, terapia física, terapia del habla y lenguaje, consejería y otros servicios especializados.</w:t>
+        <w:t xml:space="preserve">Más aún, la legislación federal aplicable y la jurisprudencia relacionada con IDEA reconocen consistentemente la importancia de continuidad y estabilidad en la prestación de servicios relacionados dirigidos a menores con discapacidades y necesidades especiales. Íd. En particular, la IDEA reconoce como “related services” diversos servicios psicológicos, terapéuticos y de apoyo necesarios para asistir al menor con discapacidad a beneficiarse efectivamente de una educación pública apropiada y gratuita (Free Appropriate Public Education o FAPE, por sus siglas en inglés), incluyendo servicios psicológicos, terapia ocupacional, terapia física, terapia del habla y lenguaje, consejería y otros servicios especializados.</w:t>
       </w:r>
       <w:r>
         <w:t xml:space="preserve"> </w:t>
@@ -3136,16 +3034,7 @@
         <w:pStyle w:val="BodyText"/>
       </w:pPr>
       <w:r>
-        <w:t xml:space="preserve">La propia Opinión reconoce correctamente que la cesión de contrato constituye una figura distinta a la cesión de créditos y que implica la transmisión de una relación obligacional compleja</w:t>
-      </w:r>
-      <w:r>
-        <w:t xml:space="preserve"> </w:t>
-      </w:r>
-      <w:r>
-        <w:t xml:space="preserve">“como un todo”</w:t>
-      </w:r>
-      <w:r>
-        <w:t xml:space="preserve">. Precisamente por ello, la doctrina civilista históricamente ha reconocido que la cesión contractual requiere particular atención cuando la identidad del cocontratante constituye un elemento significativo de la relación jurídica. Véanse</w:t>
+        <w:t xml:space="preserve">La propia Opinión reconoce correctamente que la cesión de contrato constituye una figura distinta a la cesión de créditos y que implica la transmisión de una relación obligacional compleja “como un todo”. Precisamente por ello, la doctrina civilista históricamente ha reconocido que la cesión contractual requiere particular atención cuando la identidad del cocontratante constituye un elemento significativo de la relación jurídica. Véanse</w:t>
       </w:r>
       <w:r>
         <w:t xml:space="preserve"> </w:t>
@@ -3453,28 +3342,7 @@
         <w:pStyle w:val="BodyText"/>
       </w:pPr>
       <w:r>
-        <w:t xml:space="preserve">Más aún, la rigurosidad del consentimiento debe intensificarse, no flexibilizarse, cuando están en juego restricciones relacionadas con libertad ocupacional. Tanto Puerto Rico como múltiples jurisdicciones estadounidenses han reconocido históricamente que las cláusulas restrictivas merecen escrutinio reforzado precisamente porque afectan no solamente intereses contractuales privados, sino también el acceso público a servicios profesionales y la capacidad del individuo de ejercer su profesión. Véanse Íd (reconociendo que cláusulas excesivas violan el orden público al restringir injustificadamente</w:t>
-      </w:r>
-      <w:r>
-        <w:t xml:space="preserve"> </w:t>
-      </w:r>
-      <w:r>
-        <w:t xml:space="preserve">“la libertad del empleado para trabajar”</w:t>
-      </w:r>
-      <w:r>
-        <w:t xml:space="preserve"> </w:t>
-      </w:r>
-      <w:r>
-        <w:t xml:space="preserve">y</w:t>
-      </w:r>
-      <w:r>
-        <w:t xml:space="preserve"> </w:t>
-      </w:r>
-      <w:r>
-        <w:t xml:space="preserve">“la libertad del público para seleccionar profesionales”</w:t>
-      </w:r>
-      <w:r>
-        <w:t xml:space="preserve">);</w:t>
+        <w:t xml:space="preserve">Más aún, la rigurosidad del consentimiento debe intensificarse, no flexibilizarse, cuando están en juego restricciones relacionadas con libertad ocupacional. Tanto Puerto Rico como múltiples jurisdicciones estadounidenses han reconocido históricamente que las cláusulas restrictivas merecen escrutinio reforzado precisamente porque afectan no solamente intereses contractuales privados, sino también el acceso público a servicios profesionales y la capacidad del individuo de ejercer su profesión. Véanse Íd (reconociendo que cláusulas excesivas violan el orden público al restringir injustificadamente “la libertad del empleado para trabajar” y “la libertad del público para seleccionar profesionales”);</w:t>
       </w:r>
       <w:r>
         <w:t xml:space="preserve"> </w:t>
@@ -4292,7 +4160,7 @@
     </w:p>
     <w:p>
       <w:pPr>
-        <w:pStyle w:val="BodyText"/>
+        <w:pStyle w:val="BodyTextKeep"/>
       </w:pPr>
       <w:r>
         <w:t xml:space="preserve">En San Juan, Puerto Rico, hoy, 12 de junio de 2026.</w:t>
@@ -4300,6 +4168,8 @@
     </w:p>
     <w:p>
       <w:pPr>
+        <w:keepNext/>
+        <w:keepLines/>
         <w:spacing w:before="0" w:after="0" w:line="288" w:lineRule="exact"/>
       </w:pPr>
     </w:p>
@@ -4810,19 +4680,7 @@
         <w:t xml:space="preserve"> </w:t>
       </w:r>
       <w:r>
-        <w:t xml:space="preserve">20 U.S.C. § 1401(26) - Related services (A) In general: The term</w:t>
-      </w:r>
-      <w:r>
-        <w:t xml:space="preserve"> </w:t>
-      </w:r>
-      <w:r>
-        <w:t xml:space="preserve">“related services”</w:t>
-      </w:r>
-      <w:r>
-        <w:t xml:space="preserve"> </w:t>
-      </w:r>
-      <w:r>
-        <w:t xml:space="preserve">means transportation, and such developmental, corrective, and other supportive services (including speech-language pathology and audiology services, interpreting services, psychological services, physical and occupational therapy, recreation, including therapeutic recreation, social work services, school nurse services designed to enable a child with a disability to receive a free appropriate public education as described in the individualized education program of the child, counseling services, including rehabilitation counseling, orientation and mobility services, and medical services, except that such medical services shall be for diagnostic and evaluation purposes only) as may be required to assist a child with a disability to benefit from special education, and includes the early identification and assessment of disabling conditions in children.</w:t>
+        <w:t xml:space="preserve">20 U.S.C. § 1401(26) - Related services (A) In general: The term “related services” means transportation, and such developmental, corrective, and other supportive services (including speech-language pathology and audiology services, interpreting services, psychological services, physical and occupational therapy, recreation, including therapeutic recreation, social work services, school nurse services designed to enable a child with a disability to receive a free appropriate public education as described in the individualized education program of the child, counseling services, including rehabilitation counseling, orientation and mobility services, and medical services, except that such medical services shall be for diagnostic and evaluation purposes only) as may be required to assist a child with a disability to benefit from special education, and includes the early identification and assessment of disabling conditions in children.</w:t>
       </w:r>
     </w:p>
   </w:footnote>
@@ -5761,6 +5619,15 @@
     <w:pPr>
       <w:spacing w:before="0" w:after="0" w:line="276" w:lineRule="exact"/>
       <w:ind w:firstLine="0"/>
+    </w:pPr>
+  </w:style>
+  <w:style w:type="paragraph" w:customStyle="1" w:styleId="BodyTextKeep">
+    <w:name w:val="Body Text Keep"/>
+    <w:basedOn w:val="BodyText"/>
+    <w:qFormat/>
+    <w:pPr>
+      <w:keepNext/>
+      <w:keepLines/>
     </w:pPr>
   </w:style>
   <w:style w:type="paragraph" w:customStyle="1" w:styleId="XdList1">

--- a/courts/first-circuit/puerto-rico/state/supreme-court/amicus-brief/usage/OUTPUT-amicus-brief.docx
+++ b/courts/first-circuit/puerto-rico/state/supreme-court/amicus-brief/usage/OUTPUT-amicus-brief.docx
@@ -338,11 +338,7 @@
               <w:t xml:space="preserve"> </w:t>
             </w:r>
             <w:r>
-              <w:t xml:space="preserve">CC</w:t>
-              <w:noBreakHyphen/>
-              <w:t xml:space="preserve">2024</w:t>
-              <w:noBreakHyphen/>
-              <w:t xml:space="preserve">0553</w:t>
+              <w:t xml:space="preserve">CC-⁠2024-⁠0553</w:t>
             </w:r>
           </w:p>
           <w:p>
@@ -654,9 +650,7 @@
               <w:t xml:space="preserve"> </w:t>
             </w:r>
             <w:r>
-              <w:t xml:space="preserve">A</w:t>
-              <w:noBreakHyphen/>
-              <w:t xml:space="preserve">1</w:t>
+              <w:t xml:space="preserve">A-⁠1</w:t>
             </w:r>
             <w:r>
               <w:t xml:space="preserve"> </w:t>
@@ -702,9 +696,7 @@
               <w:t xml:space="preserve"> </w:t>
             </w:r>
             <w:r>
-              <w:t xml:space="preserve">647</w:t>
-              <w:noBreakHyphen/>
-              <w:t xml:space="preserve">8476</w:t>
+              <w:t xml:space="preserve">647-⁠8476</w:t>
             </w:r>
           </w:p>
           <w:p>
@@ -846,9 +838,7 @@
               <w:t xml:space="preserve"> </w:t>
             </w:r>
             <w:r>
-              <w:t xml:space="preserve">637</w:t>
-              <w:noBreakHyphen/>
-              <w:t xml:space="preserve">4006</w:t>
+              <w:t xml:space="preserve">637-⁠4006</w:t>
             </w:r>
           </w:p>
           <w:p>
@@ -2038,9 +2028,6 @@
         <w:t xml:space="preserve">La investigación sobre continuidad de cuidado en salud mental reconoce consistentemente que la continuidad y la relación terapéutica constituyen factores importantes percibidos por los pacientes como parte esencial de una atención efectiva.</w:t>
       </w:r>
       <w:r>
-        <w:t xml:space="preserve"> </w:t>
-      </w:r>
-      <w:r>
         <w:rPr>
           <w:rStyle w:val="FootnoteReference"/>
         </w:rPr>
@@ -2077,9 +2064,6 @@
         <w:t xml:space="preserve">La literatura ética sobre terminación terapéutica advierte que una terminación abrupta sin medidas razonables de continuidad puede exponer al paciente a riesgos y se distingue de una terminación clínica apropiada.</w:t>
       </w:r>
       <w:r>
-        <w:t xml:space="preserve"> </w:t>
-      </w:r>
-      <w:r>
         <w:rPr>
           <w:rStyle w:val="FootnoteReference"/>
         </w:rPr>
@@ -2116,9 +2100,6 @@
         <w:t xml:space="preserve">Además de lo anterior, debe considerarse que la ruptura abrupta de la relación terapéutica puede llevar a un rechazo a iniciar tratamiento con otro terapeuta. Ello puede provocar que el paciente, aunque esté presente físicamente, no participe y tienda a abandonar el tratamiento, o que, si participa, lo haga con menor envolvimiento o interés. La literatura sobre la relación terapéutica ha encontrado una asociación consistente entre una buena interacción y mejores resultados clínicos, incluyendo participación y funcionamiento.</w:t>
       </w:r>
       <w:r>
-        <w:t xml:space="preserve"> </w:t>
-      </w:r>
-      <w:r>
         <w:rPr>
           <w:rStyle w:val="FootnoteReference"/>
         </w:rPr>
@@ -2141,9 +2122,6 @@
         <w:t xml:space="preserve">En estudios recientes se ha demostrado que la fase de terminación es un proceso clínicamente significativo que incluye cómo se maneja la separación, las reacciones del paciente y la consolidación de los logros terapéuticos.</w:t>
       </w:r>
       <w:r>
-        <w:t xml:space="preserve"> </w:t>
-      </w:r>
-      <w:r>
         <w:rPr>
           <w:rStyle w:val="FootnoteReference"/>
         </w:rPr>
@@ -2155,19 +2133,7 @@
         <w:pStyle w:val="BodyText"/>
       </w:pPr>
       <w:r>
-        <w:t xml:space="preserve">Particularmente relevante dentro del análisis de interés público que plantea la presente controversia resulta la realidad actual de los servicios dirigidos a menores con autismo y necesidades especiales en Puerto Rico. Datos oficiales de la Red de Monitoreo de Autismo y Discapacidades del Desarrollo de Puerto Rico (PR-ADDM) y de los Centers for Disease Control and Prevention (CDC) reflejan un aumento dramático en la prevalencia de diagnósticos dentro de la población pediátrica del País. Según dichos datos, actualmente aproximadamente uno de cada veintiún (21) niños de cuatro (4) años y uno de cada treinta y ocho (38) niños de ocho (8) años ha sido identificado dentro del espectro autista en Puerto Rico. Asimismo, estadísticas del Departamento de Educación reflejan un incremento exponencial en la matrícula de estudiantes registrados con autismo como impedimento principal, pasando de aproximadamente 3,434 estudiantes durante el año escolar 2012</w:t>
-      </w:r>
-      <w:r>
-        <w:noBreakHyphen/>
-      </w:r>
-      <w:r>
-        <w:t xml:space="preserve">2013 a más de 17,000 estudiantes para el periodo 2026</w:t>
-      </w:r>
-      <w:r>
-        <w:noBreakHyphen/>
-      </w:r>
-      <w:r>
-        <w:t xml:space="preserve">2027. Véase Apéndice I.</w:t>
+        <w:t xml:space="preserve">Particularmente relevante dentro del análisis de interés público que plantea la presente controversia resulta la realidad actual de los servicios dirigidos a menores con autismo y necesidades especiales en Puerto Rico. Datos oficiales de la Red de Monitoreo de Autismo y Discapacidades del Desarrollo de Puerto Rico (PR-ADDM) y de los Centers for Disease Control and Prevention (CDC) reflejan un aumento dramático en la prevalencia de diagnósticos dentro de la población pediátrica del País. Según dichos datos, actualmente aproximadamente uno de cada veintiún (21) niños de cuatro (4) años y uno de cada treinta y ocho (38) niños de ocho (8) años ha sido identificado dentro del espectro autista en Puerto Rico. Asimismo, estadísticas del Departamento de Educación reflejan un incremento exponencial en la matrícula de estudiantes registrados con autismo como impedimento principal, pasando de aproximadamente 3,434 estudiantes durante el año escolar 2012-⁠2013 a más de 17,000 estudiantes para el periodo 2026-⁠2027. Véase Apéndice I.</w:t>
       </w:r>
     </w:p>
     <w:p>
@@ -2661,9 +2627,6 @@
         <w:t xml:space="preserve">Sin embargo, a pesar de reconocer la naturaleza inherentemente contextual de la controversia, el caso terminó resolviéndose dentro del marco procesal de una moción de desestimación al amparo de la Regla 10.2(5) de Procedimiento Civil de Puerto Rico.</w:t>
       </w:r>
       <w:r>
-        <w:t xml:space="preserve"> </w:t>
-      </w:r>
-      <w:r>
         <w:rPr>
           <w:rStyle w:val="FootnoteReference"/>
         </w:rPr>
@@ -2762,9 +2725,6 @@
       </w:pPr>
       <w:r>
         <w:t xml:space="preserve">Más aún, la legislación federal aplicable y la jurisprudencia relacionada con IDEA reconocen consistentemente la importancia de continuidad y estabilidad en la prestación de servicios relacionados dirigidos a menores con discapacidades y necesidades especiales. Íd. En particular, la IDEA reconoce como “related services” diversos servicios psicológicos, terapéuticos y de apoyo necesarios para asistir al menor con discapacidad a beneficiarse efectivamente de una educación pública apropiada y gratuita (Free Appropriate Public Education o FAPE, por sus siglas en inglés), incluyendo servicios psicológicos, terapia ocupacional, terapia física, terapia del habla y lenguaje, consejería y otros servicios especializados.</w:t>
-      </w:r>
-      <w:r>
-        <w:t xml:space="preserve"> </w:t>
       </w:r>
       <w:r>
         <w:rPr>
@@ -4271,9 +4231,7 @@
               <w:t xml:space="preserve"> </w:t>
             </w:r>
             <w:r>
-              <w:t xml:space="preserve">A</w:t>
-              <w:noBreakHyphen/>
-              <w:t xml:space="preserve">1</w:t>
+              <w:t xml:space="preserve">A-⁠1</w:t>
             </w:r>
             <w:r>
               <w:t xml:space="preserve"> </w:t>
@@ -4323,12 +4281,10 @@
               <w:t xml:space="preserve"> </w:t>
             </w:r>
             <w:r>
-              <w:t xml:space="preserve">466</w:t>
-              <w:noBreakHyphen/>
-              <w:t xml:space="preserve">5750</w:t>
-            </w:r>
-            <w:r>
-              <w:t xml:space="preserve"> </w:t>
+              <w:t xml:space="preserve">466-⁠5750</w:t>
+            </w:r>
+            <w:r>
+              <w:t xml:space="preserve"> ⁠</w:t>
             </w:r>
             <w:r>
               <w:t xml:space="preserve">/</w:t>
@@ -4343,9 +4299,7 @@
               <w:t xml:space="preserve"> </w:t>
             </w:r>
             <w:r>
-              <w:t xml:space="preserve">647</w:t>
-              <w:noBreakHyphen/>
-              <w:t xml:space="preserve">8476</w:t>
+              <w:t xml:space="preserve">647-⁠8476</w:t>
             </w:r>
           </w:p>
           <w:p>
@@ -4478,9 +4432,7 @@
               <w:t xml:space="preserve"> </w:t>
             </w:r>
             <w:r>
-              <w:t xml:space="preserve">637</w:t>
-              <w:noBreakHyphen/>
-              <w:t xml:space="preserve">4006</w:t>
+              <w:t xml:space="preserve">637-⁠4006</w:t>
             </w:r>
           </w:p>
           <w:p>
@@ -4573,13 +4525,7 @@
         <w:t xml:space="preserve"> </w:t>
       </w:r>
       <w:r>
-        <w:t xml:space="preserve">Ruud T, Friis S. Continuity of care and therapeutic relationships as critical elements in acute psychiatric care. World Psychiatry. 2022 Jun;21(2):241</w:t>
-      </w:r>
-      <w:r>
-        <w:noBreakHyphen/>
-      </w:r>
-      <w:r>
-        <w:t xml:space="preserve">242. doi: 10.1002/​wps.20966. PMID: 35524593; PMCID: PMC9077600. There is also evidence that these factors are important in acute psychiatric care. Continuity of care has been shown to be positively associated with outcomes in acute psychiatric services 4. Regarding therapeutic relationships, the majority of service users identify emotional support as a core component of crisis resolution team care, and emphasize the need to be given enough time and opportunity to tell their story and talk about their feelings and difficulties.</w:t>
+        <w:t xml:space="preserve">Ruud T, Friis S. Continuity of care and therapeutic relationships as critical elements in acute psychiatric care. World Psychiatry. 2022 Jun;21(2):241-⁠242. doi: 10.1002/​wps.20966. PMID: 35524593; PMCID: PMC9077600. There is also evidence that these factors are important in acute psychiatric care. Continuity of care has been shown to be positively associated with outcomes in acute psychiatric services 4. Regarding therapeutic relationships, the majority of service users identify emotional support as a core component of crisis resolution team care, and emphasize the need to be given enough time and opportunity to tell their story and talk about their feelings and difficulties.</w:t>
       </w:r>
     </w:p>
   </w:footnote>
@@ -4617,13 +4563,7 @@
         <w:t xml:space="preserve"> </w:t>
       </w:r>
       <w:r>
-        <w:t xml:space="preserve">Stanhope, V., Barrenger, S. L., Salzer, M. S., &amp; Marcus, S. C. (2013). Examining the Relationship between Choice, Therapeutic Alliance and Outcomes in Mental Health Services. Journal of Personalized Medicine, 3(3), 191</w:t>
-      </w:r>
-      <w:r>
-        <w:noBreakHyphen/>
-      </w:r>
-      <w:r>
-        <w:t xml:space="preserve">202. https://​doi.​org/​10.​3390/​jpm3030191.</w:t>
+        <w:t xml:space="preserve">Stanhope, V., Barrenger, S. L., Salzer, M. S., &amp; Marcus, S. C. (2013). Examining the Relationship between Choice, Therapeutic Alliance and Outcomes in Mental Health Services. Journal of Personalized Medicine, 3(3), 191-⁠202. https://​doi.​org/​10.​3390/​jpm3030191.</w:t>
       </w:r>
     </w:p>
   </w:footnote>
@@ -5423,7 +5363,7 @@
     <w:qFormat/>
     <w:pPr>
       <w:keepLines/>
-      <w:spacing w:before="0" w:after="138" w:line="276" w:lineRule="exact"/>
+      <w:spacing w:before="44" w:after="138" w:line="276" w:lineRule="exact"/>
     </w:pPr>
     <w:rPr>
       <w:sz w:val="24"/>
